--- a/Fase 2/Evidencias Proyecto/Evidencias de documentación/Scrum/04_Alcances_Proyecto_CitaJusta.docx
+++ b/Fase 2/Evidencias Proyecto/Evidencias de documentación/Scrum/04_Alcances_Proyecto_CitaJusta.docx
@@ -18933,6 +18933,250 @@
         </w:rPr>
       </w:r>
     </w:p>
+    <w:p>
+      <w:r>
+        <w:br w:type="page"/>
+      </w:r>
+    </w:p>
+    <w:p>
+      <w:r>
+        <w:rPr>
+          <w:b/>
+          <w:color w:val="000000"/>
+          <w:sz w:val="26"/>
+        </w:rPr>
+        <w:t>ACTUALIZACIÓN DOCUMENTAL · 15 DE OCTUBRE DE 2026</w:t>
+      </w:r>
+    </w:p>
+    <w:p>
+      <w:r>
+        <w:rPr>
+          <w:b/>
+          <w:color w:val="000000"/>
+          <w:sz w:val="24"/>
+        </w:rPr>
+        <w:t>Registro de cambio de alcance — HU-043</w:t>
+      </w:r>
+    </w:p>
+    <w:p>
+      <w:r>
+        <w:t>Anexo fechado. Mantiene intactas las evidencias, acuerdos y capturas históricas anteriores. No certifica cierres de Sprints ni ceremonias no verificados.</w:t>
+      </w:r>
+    </w:p>
+    <w:p>
+      <w:r>
+        <w:rPr>
+          <w:b/>
+          <w:sz w:val="22"/>
+        </w:rPr>
+        <w:t>Cambio de alcance aprobado documentalmente el 15-10-2026</w:t>
+      </w:r>
+    </w:p>
+    <w:p>
+      <w:pPr>
+        <w:pStyle w:val="Normal"/>
+      </w:pPr>
+      <w:r>
+        <w:t>La integración experimental WhatsApp Cloud API (HU-043/RF-043) se retiró del alcance entregable del proyecto CitaJusta por restricciones de facturación y verificación empresarial del proveedor Meta incompatibles con las condiciones académicas del equipo.</w:t>
+      </w:r>
+    </w:p>
+    <w:p>
+      <w:pPr>
+        <w:pStyle w:val="Normal"/>
+      </w:pPr>
+      <w:r>
+        <w:t>Se conservaron las integraciones Resend, Google OAuth/OIDC, Google Calendar y la visualización geográfica con OpenStreetMap y enlaces a Google Maps. Nager.Date (feriados de Chile) fue considerada como alternativa posible, pero al corte no existe implementación ni historia refinada; no debe describirse como integración terminada.</w:t>
+      </w:r>
+    </w:p>
+    <w:p>
+      <w:pPr>
+        <w:pStyle w:val="Normal"/>
+      </w:pPr>
+      <w:r>
+        <w:t>El código y documentación vigente retiraron WhatsApp mediante PR fusionado a main. Una migración experimental aplicada en la base local citajusta_dev permanece sin reconciliación y requiere un plan seguro antes de aplicar nuevas migraciones o ejecutar E2E sobre esa base.</w:t>
+      </w:r>
+    </w:p>
+    <w:p>
+      <w:pPr>
+        <w:pStyle w:val="Normal"/>
+      </w:pPr>
+      <w:r>
+        <w:t>Este anexo actualiza el alcance vigente conservando sin edición retrospectiva las versiones y decisiones históricas del documento.</w:t>
+      </w:r>
+    </w:p>
+    <w:tbl>
+      <w:tblPr>
+        <w:tblW w:type="auto" w:w="0"/>
+        <w:tblLook w:firstColumn="1" w:firstRow="1" w:lastColumn="0" w:lastRow="0" w:noHBand="0" w:noVBand="1" w:val="04A0"/>
+      </w:tblPr>
+      <w:tblGrid>
+        <w:gridCol w:w="3010"/>
+        <w:gridCol w:w="3010"/>
+        <w:gridCol w:w="3010"/>
+      </w:tblGrid>
+      <w:tr>
+        <w:tc>
+          <w:tcPr>
+            <w:tcW w:type="dxa" w:w="3010"/>
+          </w:tcPr>
+          <w:p>
+            <w:r>
+              <w:rPr>
+                <w:b/>
+              </w:rPr>
+              <w:t>Referencia</w:t>
+            </w:r>
+          </w:p>
+        </w:tc>
+        <w:tc>
+          <w:tcPr>
+            <w:tcW w:type="dxa" w:w="3010"/>
+          </w:tcPr>
+          <w:p>
+            <w:r>
+              <w:rPr>
+                <w:b/>
+              </w:rPr>
+              <w:t>Actualización al 15-10</w:t>
+            </w:r>
+          </w:p>
+        </w:tc>
+        <w:tc>
+          <w:tcPr>
+            <w:tcW w:type="dxa" w:w="3010"/>
+          </w:tcPr>
+          <w:p>
+            <w:r>
+              <w:rPr>
+                <w:b/>
+              </w:rPr>
+              <w:t>Acción / comprobación pendiente</w:t>
+            </w:r>
+          </w:p>
+        </w:tc>
+      </w:tr>
+      <w:tr>
+        <w:tc>
+          <w:tcPr>
+            <w:tcW w:type="dxa" w:w="3010"/>
+          </w:tcPr>
+          <w:p>
+            <w:r>
+              <w:t>HU-043 / RF-043</w:t>
+            </w:r>
+          </w:p>
+        </w:tc>
+        <w:tc>
+          <w:tcPr>
+            <w:tcW w:type="dxa" w:w="3010"/>
+          </w:tcPr>
+          <w:p>
+            <w:r>
+              <w:t>Fuera de alcance entregable desde 15-10-2026</w:t>
+            </w:r>
+          </w:p>
+        </w:tc>
+        <w:tc>
+          <w:tcPr>
+            <w:tcW w:type="dxa" w:w="3010"/>
+          </w:tcPr>
+          <w:p>
+            <w:r>
+              <w:t>Reflejar en Product Backlog, Release Plan, arquitectura, requisitos y evidencias Scrum</w:t>
+            </w:r>
+          </w:p>
+        </w:tc>
+      </w:tr>
+      <w:tr>
+        <w:tc>
+          <w:tcPr>
+            <w:tcW w:type="dxa" w:w="3010"/>
+          </w:tcPr>
+          <w:p>
+            <w:r>
+              <w:t>Integraciones conservadas</w:t>
+            </w:r>
+          </w:p>
+        </w:tc>
+        <w:tc>
+          <w:tcPr>
+            <w:tcW w:type="dxa" w:w="3010"/>
+          </w:tcPr>
+          <w:p>
+            <w:r>
+              <w:t>Resend, OAuth/OIDC, Calendar, OSM y URLs de Google Maps</w:t>
+            </w:r>
+          </w:p>
+        </w:tc>
+        <w:tc>
+          <w:tcPr>
+            <w:tcW w:type="dxa" w:w="3010"/>
+          </w:tcPr>
+          <w:p>
+            <w:r>
+              <w:t>Conservar descripciones técnicas precisas de cada proveedor</w:t>
+            </w:r>
+          </w:p>
+        </w:tc>
+      </w:tr>
+      <w:tr>
+        <w:tc>
+          <w:tcPr>
+            <w:tcW w:type="dxa" w:w="3010"/>
+          </w:tcPr>
+          <w:p>
+            <w:r>
+              <w:t>Base de datos local</w:t>
+            </w:r>
+          </w:p>
+        </w:tc>
+        <w:tc>
+          <w:tcPr>
+            <w:tcW w:type="dxa" w:w="3010"/>
+          </w:tcPr>
+          <w:p>
+            <w:r>
+              <w:t>Migración experimental WhatsApp persistente únicamente en citajusta_dev</w:t>
+            </w:r>
+          </w:p>
+        </w:tc>
+        <w:tc>
+          <w:tcPr>
+            <w:tcW w:type="dxa" w:w="3010"/>
+          </w:tcPr>
+          <w:p>
+            <w:r>
+              <w:t>Reconciliación pendiente, no reset ni db push</w:t>
+            </w:r>
+          </w:p>
+        </w:tc>
+      </w:tr>
+    </w:tbl>
+    <w:p>
+      <w:r>
+        <w:rPr>
+          <w:b/>
+        </w:rPr>
+        <w:t xml:space="preserve">Estado de validación: </w:t>
+      </w:r>
+      <w:r>
+        <w:t>pendiente de revisión final por los tres integrantes del equipo. Las cifras 70 % general y 80 % técnico son estimaciones, no mediciones formales del Product Backlog.</w:t>
+      </w:r>
+    </w:p>
+    <w:p/>
+    <w:p>
+      <w:r>
+        <w:rPr>
+          <w:b/>
+        </w:rPr>
+        <w:t>Actualización documental — 16 de octubre de 2026</w:t>
+      </w:r>
+    </w:p>
+    <w:p>
+      <w:r>
+        <w:t>Nota de verificación GitHub al 16-10-2026: la Issue HU-043 #165 figura CLOSED COMPLETED, lo que es un cierre administrativo incorrecto para una HU descartada; la PR #169 documenta su retiro. HU-039 a HU-042 sí presentan Issues cerradas y PR fusionadas (#153, #156, #159 y #163). No reabrir el alcance de WhatsApp ni contar esa integración como Done.</w:t>
+      </w:r>
+    </w:p>
     <w:sectPr>
       <w:headerReference r:id="rId8" w:type="default"/>
       <w:pgSz w:h="16834" w:w="11909" w:orient="portrait"/>
